--- a/OLD/Шаблоны запросов/Информационное письмо в УФНС.docx
+++ b/OLD/Шаблоны запросов/Информационное письмо в УФНС.docx
@@ -481,168 +481,7 @@
       </w:r>
     </w:p>
     <w:p>
-      <w:pPr>
-        <w:pageBreakBefore w:val="0"/>
-        <w:spacing w:after="60" w:before="60" w:line="240" w:lineRule="auto"/>
-        <w:ind w:firstLine="700"/>
-        <w:jc w:val="both"/>
-        <w:rPr>
-          <w:rFonts w:ascii="Times New Roman" w:cs="Times New Roman" w:eastAsia="Times New Roman" w:hAnsi="Times New Roman"/>
-          <w:sz w:val="18"/>
-          <w:szCs w:val="18"/>
-        </w:rPr>
-      </w:pPr>
-      <w:r>
-        <w:rPr>
-          <w:rFonts w:ascii="Times New Roman" w:cs="Times New Roman" w:eastAsia="Times New Roman" w:hAnsi="Times New Roman"/>
-          <w:sz w:val="18"/>
-          <w:szCs w:val="18"/>
-          <w:rtl w:val="0"/>
-        </w:rPr>
-        <w:t xml:space="preserve">В соответствии со ст. 213.25 Закона о банкротстве с даты признания гражданина банкротом:</w:t>
-      </w:r>
-    </w:p>
-    <w:p>
-      <w:pPr>
-        <w:pageBreakBefore w:val="0"/>
-        <w:spacing w:after="60" w:before="60" w:line="240" w:lineRule="auto"/>
-        <w:ind w:firstLine="700"/>
-        <w:jc w:val="both"/>
-        <w:rPr>
-          <w:rFonts w:ascii="Times New Roman" w:cs="Times New Roman" w:eastAsia="Times New Roman" w:hAnsi="Times New Roman"/>
-          <w:sz w:val="18"/>
-          <w:szCs w:val="18"/>
-        </w:rPr>
-      </w:pPr>
-      <w:r>
-        <w:rPr>
-          <w:rFonts w:ascii="Times New Roman" w:cs="Times New Roman" w:eastAsia="Times New Roman" w:hAnsi="Times New Roman"/>
-          <w:sz w:val="18"/>
-          <w:szCs w:val="18"/>
-          <w:rtl w:val="0"/>
-        </w:rPr>
-        <w:t xml:space="preserve">•</w:t>
-        <w:tab/>
-        <w:t xml:space="preserve">все права в отношении имущества, составляющего конкурсную массу, в том числе на распоряжение им, осуществляются только финансовым управляющим от имени гражданина и не могут осуществляться гражданином лично;</w:t>
-      </w:r>
-    </w:p>
-    <w:p>
-      <w:pPr>
-        <w:pageBreakBefore w:val="0"/>
-        <w:spacing w:after="60" w:before="60" w:line="240" w:lineRule="auto"/>
-        <w:ind w:firstLine="700"/>
-        <w:jc w:val="both"/>
-        <w:rPr>
-          <w:rFonts w:ascii="Times New Roman" w:cs="Times New Roman" w:eastAsia="Times New Roman" w:hAnsi="Times New Roman"/>
-          <w:sz w:val="18"/>
-          <w:szCs w:val="18"/>
-        </w:rPr>
-      </w:pPr>
-      <w:r>
-        <w:rPr>
-          <w:rFonts w:ascii="Times New Roman" w:cs="Times New Roman" w:eastAsia="Times New Roman" w:hAnsi="Times New Roman"/>
-          <w:sz w:val="18"/>
-          <w:szCs w:val="18"/>
-          <w:rtl w:val="0"/>
-        </w:rPr>
-        <w:t xml:space="preserve">•</w:t>
-        <w:tab/>
-        <w:t xml:space="preserve">сделки, совершенные гражданином лично (без участия финансового управляющего) в отношении имущества, составляющего конкурсную массу, ничтожны. Требования кредиторов по сделкам гражданина, совершенным им лично (без участия финансового управляющего), не подлежат удовлетворению за счет конкурсной массы;</w:t>
-      </w:r>
-    </w:p>
-    <w:p>
-      <w:pPr>
-        <w:pageBreakBefore w:val="0"/>
-        <w:spacing w:after="60" w:before="60" w:line="240" w:lineRule="auto"/>
-        <w:ind w:firstLine="700"/>
-        <w:jc w:val="both"/>
-        <w:rPr>
-          <w:rFonts w:ascii="Times New Roman" w:cs="Times New Roman" w:eastAsia="Times New Roman" w:hAnsi="Times New Roman"/>
-          <w:sz w:val="18"/>
-          <w:szCs w:val="18"/>
-        </w:rPr>
-      </w:pPr>
-      <w:r>
-        <w:rPr>
-          <w:rFonts w:ascii="Times New Roman" w:cs="Times New Roman" w:eastAsia="Times New Roman" w:hAnsi="Times New Roman"/>
-          <w:sz w:val="18"/>
-          <w:szCs w:val="18"/>
-          <w:rtl w:val="0"/>
-        </w:rPr>
-        <w:t xml:space="preserve">•</w:t>
-        <w:tab/>
-        <w:t xml:space="preserve">регистрация перехода или обременения прав гражданина на имущество, в том числе на недвижимое имущество и бездокументарные ценные бумаги, осуществляется только на основании заявления финансового управляющего. Поданные до этой даты заявления гражданина не подлежат исполнению;</w:t>
-      </w:r>
-    </w:p>
-    <w:p>
-      <w:pPr>
-        <w:pageBreakBefore w:val="0"/>
-        <w:spacing w:after="60" w:before="60" w:line="240" w:lineRule="auto"/>
-        <w:ind w:firstLine="700"/>
-        <w:jc w:val="both"/>
-        <w:rPr>
-          <w:rFonts w:ascii="Times New Roman" w:cs="Times New Roman" w:eastAsia="Times New Roman" w:hAnsi="Times New Roman"/>
-          <w:sz w:val="18"/>
-          <w:szCs w:val="18"/>
-        </w:rPr>
-      </w:pPr>
-      <w:r>
-        <w:rPr>
-          <w:rFonts w:ascii="Times New Roman" w:cs="Times New Roman" w:eastAsia="Times New Roman" w:hAnsi="Times New Roman"/>
-          <w:sz w:val="18"/>
-          <w:szCs w:val="18"/>
-          <w:rtl w:val="0"/>
-        </w:rPr>
-        <w:t xml:space="preserve">•</w:t>
-        <w:tab/>
-        <w:t xml:space="preserve">исполнение третьими лицами обязательств перед гражданином по передаче ему имущества, в том числе по уплате денежных средств, возможно только в отношении финансового управляющего и запрещается в отношении гражданина лично;</w:t>
-      </w:r>
-    </w:p>
-    <w:p>
-      <w:pPr>
-        <w:pageBreakBefore w:val="0"/>
-        <w:spacing w:after="60" w:before="60" w:line="240" w:lineRule="auto"/>
-        <w:ind w:firstLine="700"/>
-        <w:jc w:val="both"/>
-        <w:rPr>
-          <w:rFonts w:ascii="Times New Roman" w:cs="Times New Roman" w:eastAsia="Times New Roman" w:hAnsi="Times New Roman"/>
-          <w:sz w:val="18"/>
-          <w:szCs w:val="18"/>
-        </w:rPr>
-      </w:pPr>
-      <w:r>
-        <w:rPr>
-          <w:rFonts w:ascii="Times New Roman" w:cs="Times New Roman" w:eastAsia="Times New Roman" w:hAnsi="Times New Roman"/>
-          <w:sz w:val="18"/>
-          <w:szCs w:val="18"/>
-          <w:rtl w:val="0"/>
-        </w:rPr>
-        <w:t xml:space="preserve">•</w:t>
-        <w:tab/>
-        <w:t xml:space="preserve">должник не вправе лично открывать банковские счета и вклады в кредитных организациях и получать по ним денежные средства.</w:t>
-      </w:r>
-    </w:p>
-    <w:p>
-      <w:pPr>
-        <w:pageBreakBefore w:val="0"/>
-        <w:spacing w:after="60" w:before="60" w:line="240" w:lineRule="auto"/>
-        <w:ind w:firstLine="700"/>
-        <w:jc w:val="both"/>
-        <w:rPr>
-          <w:rFonts w:ascii="Times New Roman" w:cs="Times New Roman" w:eastAsia="Times New Roman" w:hAnsi="Times New Roman"/>
-          <w:sz w:val="18"/>
-          <w:szCs w:val="18"/>
-        </w:rPr>
-      </w:pPr>
-      <w:r>
-        <w:rPr>
-          <w:rFonts w:ascii="Times New Roman" w:cs="Times New Roman" w:eastAsia="Times New Roman" w:hAnsi="Times New Roman"/>
-          <w:sz w:val="18"/>
-          <w:szCs w:val="18"/>
-          <w:rtl w:val="0"/>
-        </w:rPr>
-        <w:t xml:space="preserve">Согласно пп.7 п.1 ст.47, п.4 ст.69.1 ФЗ «Об исполнительном производстве»: При получении копии решения арбитражного суда о признании гражданина, в том числе индивидуального предпринимателя, банкротом и введении реализации имущества гражданина судебный пристав-исполнитель оканчивает исполнительное производство по исполнительным документам, за исключением исполнительных документов по требованиям об истребовании имущества из чужого незаконного владения, о признании права собственности, о взыскании алиментов, о взыскании задолженности по текущим платежам. Одновременно с окончанием исполнительного производства судебный пристав-исполнитель снимает наложенные им в ходе исполнительного производства аресты на имущество должника - гражданина, в том числе индивидуального предпринимателя, и иные ограничения распоряжения этим имуществом.</w:t>
-      </w:r>
+      <w:pPr/>
     </w:p>
     <w:p>
       <w:pPr>
